--- a/docs/LedgerLoop_Learning_Guide.docx
+++ b/docs/LedgerLoop_Learning_Guide.docx
@@ -552,7 +552,7 @@
         <w:t xml:space="preserve">£1m+ ARR</w:t>
       </w:r>
       <w:r>
-        <w:t xml:space="preserve"> growing quickly. LedgerLoop only reaches that around month 17–18, uncomfortably close to running out of cash in month 21. That tension is the real story in this model.</w:t>
+        <w:t xml:space="preserve"> growing quickly. LedgerLoop only passes that in month 16, uncomfortably close to running out of cash in month 21. That tension is the real story in this model.</w:t>
       </w:r>
     </w:p>
     <w:p>
